--- a/resumes/marcus_reed.docx
+++ b/resumes/marcus_reed.docx
@@ -12,12 +12,12 @@
     </w:p>
     <w:p>
       <w:r>
-        <w:t>Senior Application Security Engineer</w:t>
+        <w:t>Senior Security Engineer</w:t>
       </w:r>
     </w:p>
     <w:p>
       <w:r>
-        <w:t>Toronto, Canada | marcus.reed@example.com | +1-555-0134</w:t>
+        <w:t>Remote (US) | marcus.reed@example.com | +1-555-0134</w:t>
       </w:r>
     </w:p>
     <w:p>
@@ -25,12 +25,12 @@
         <w:pStyle w:val="Heading1"/>
       </w:pPr>
       <w:r>
-        <w:t>PROFILE</w:t>
+        <w:t>SUMMARY</w:t>
       </w:r>
     </w:p>
     <w:p>
       <w:r>
-        <w:t>Senior Application Security Engineer with 8+ years of experience specialising in Penetration Testing, OWASP, Burp Suite. Track record of delivering reliable, measurable results in production systems.</w:t>
+        <w:t>Senior Security Engineer with 8+ years of experience specialising in Penetration Testing, OWASP, Burp Suite. Track record of delivering reliable, measurable results in production systems.</w:t>
       </w:r>
     </w:p>
     <w:p>
@@ -38,12 +38,12 @@
         <w:pStyle w:val="Heading1"/>
       </w:pPr>
       <w:r>
-        <w:t>CORE COMPETENCIES</w:t>
+        <w:t>SKILLS</w:t>
       </w:r>
     </w:p>
     <w:p>
       <w:r>
-        <w:t>Penetration Testing, OWASP, Burp Suite, Linux, Python, AWS, Docker, SIEM</w:t>
+        <w:t>Penetration Testing, OWASP, Burp Suite, Linux, Python, AWS, Threat Modeling</w:t>
       </w:r>
     </w:p>
     <w:p>
@@ -51,12 +51,25 @@
         <w:pStyle w:val="Heading1"/>
       </w:pPr>
       <w:r>
-        <w:t>EMPLOYMENT HISTORY</w:t>
+        <w:t>EDUCATION</w:t>
       </w:r>
     </w:p>
     <w:p>
       <w:r>
-        <w:t>Senior Security Engineer, Loop (2023 - Present)</w:t>
+        <w:t>B.S. in Computer Science, Northfield College (2018)</w:t>
+      </w:r>
+    </w:p>
+    <w:p>
+      <w:pPr>
+        <w:pStyle w:val="Heading1"/>
+      </w:pPr>
+      <w:r>
+        <w:t>EXPERIENCE</w:t>
+      </w:r>
+    </w:p>
+    <w:p>
+      <w:r>
+        <w:t>Senior Application Security Engineer, Helio Health (2022 - Present)</w:t>
       </w:r>
     </w:p>
     <w:p>
@@ -64,7 +77,49 @@
         <w:pStyle w:val="ListBullet"/>
       </w:pPr>
       <w:r>
-        <w:t>Cut mean time to detect 40% by tuning OWASP alerting.</w:t>
+        <w:t>Embedded AWS checks into CI, blocking vulnerable releases.</w:t>
+      </w:r>
+    </w:p>
+    <w:p>
+      <w:pPr>
+        <w:pStyle w:val="ListBullet"/>
+      </w:pPr>
+      <w:r>
+        <w:t>Cut mean time to detect 40% by tuning Threat Modeling alerting.</w:t>
+      </w:r>
+    </w:p>
+    <w:p>
+      <w:r>
+        <w:t>Security Engineer, Nimbus Pay (2020 - 2022)</w:t>
+      </w:r>
+    </w:p>
+    <w:p>
+      <w:pPr>
+        <w:pStyle w:val="ListBullet"/>
+      </w:pPr>
+      <w:r>
+        <w:t>Ran 50+ penetration tests; remediated all critical findings.</w:t>
+      </w:r>
+    </w:p>
+    <w:p>
+      <w:pPr>
+        <w:pStyle w:val="ListBullet"/>
+      </w:pPr>
+      <w:r>
+        <w:t>Embedded Threat Modeling checks into CI, blocking vulnerable releases.</w:t>
+      </w:r>
+    </w:p>
+    <w:p>
+      <w:r>
+        <w:t>Security Engineer, RetailX (2018 - 2020)</w:t>
+      </w:r>
+    </w:p>
+    <w:p>
+      <w:pPr>
+        <w:pStyle w:val="ListBullet"/>
+      </w:pPr>
+      <w:r>
+        <w:t>Embedded Python checks into CI, blocking vulnerable releases.</w:t>
       </w:r>
     </w:p>
     <w:p>
@@ -76,8 +131,24 @@
       </w:r>
     </w:p>
     <w:p>
+      <w:pPr>
+        <w:pStyle w:val="Heading1"/>
+      </w:pPr>
       <w:r>
-        <w:t>Security Engineer, Vertex Logistics (2022 - 2023)</w:t>
+        <w:t>PROJECTS</w:t>
+      </w:r>
+    </w:p>
+    <w:p>
+      <w:r>
+        <w:t>AppSec Pipeline: automated AWS scanning with Penetration Testing triage.</w:t>
+      </w:r>
+    </w:p>
+    <w:p>
+      <w:pPr>
+        <w:pStyle w:val="Heading1"/>
+      </w:pPr>
+      <w:r>
+        <w:t>CERTIFICATIONS</w:t>
       </w:r>
     </w:p>
     <w:p>
@@ -85,62 +156,7 @@
         <w:pStyle w:val="ListBullet"/>
       </w:pPr>
       <w:r>
-        <w:t>Ran 80+ penetration tests; remediated all critical findings.</w:t>
-      </w:r>
-    </w:p>
-    <w:p>
-      <w:pPr>
-        <w:pStyle w:val="ListBullet"/>
-      </w:pPr>
-      <w:r>
-        <w:t>Cut mean time to detect 30% by tuning Burp Suite alerting.</w:t>
-      </w:r>
-    </w:p>
-    <w:p>
-      <w:r>
-        <w:t>Application Security Engineer, Helio Health (2018 - 2022)</w:t>
-      </w:r>
-    </w:p>
-    <w:p>
-      <w:pPr>
-        <w:pStyle w:val="ListBullet"/>
-      </w:pPr>
-      <w:r>
-        <w:t>Embedded OWASP checks into CI, blocking vulnerable releases.</w:t>
-      </w:r>
-    </w:p>
-    <w:p>
-      <w:pPr>
-        <w:pStyle w:val="ListBullet"/>
-      </w:pPr>
-      <w:r>
-        <w:t>Ran 70+ penetration tests; remediated all critical findings.</w:t>
-      </w:r>
-    </w:p>
-    <w:p>
-      <w:pPr>
-        <w:pStyle w:val="Heading1"/>
-      </w:pPr>
-      <w:r>
-        <w:t>KEY PROJECTS</w:t>
-      </w:r>
-    </w:p>
-    <w:p>
-      <w:r>
-        <w:t>AppSec Pipeline: automated OWASP scanning with Burp Suite triage.</w:t>
-      </w:r>
-    </w:p>
-    <w:p>
-      <w:pPr>
-        <w:pStyle w:val="Heading1"/>
-      </w:pPr>
-      <w:r>
-        <w:t>EDUCATION &amp; TRAINING</w:t>
-      </w:r>
-    </w:p>
-    <w:p>
-      <w:r>
-        <w:t>M.S. in Cybersecurity, Riverside University (2018)</w:t>
+        <w:t>CISSP</w:t>
       </w:r>
     </w:p>
     <w:sectPr>
